--- a/docs/demo-materials/合同段落变更类型识别服务-汇报讲稿与演示手册.docx
+++ b/docs/demo-materials/合同段落变更类型识别服务-汇报讲稿与演示手册.docx
@@ -722,7 +722,7 @@
         <w:t>Oracle 只读查询：</w:t>
       </w:r>
       <w:r>
-        <w:t>查询 TEXT_HASH、BGLX_CODES、VECTOR_DIM、MODEL_VERSION、DBMS_LOB.GETLENGTH(VECTOR_DATA)。说明 1024 维 Float32 小端序应约 4096 字节。</w:t>
+        <w:t xml:space="preserve">查询 TEXT_HASH、BGLX_CODES、VECTOR_DIM、MODEL_VERSION、DBMS_LOB.GETLENGTH(VECTOR_DATA)。向量为CLOB JSON数字数组，GETLENGTH返回字符数且不固定；JSON和维度由应用严格校验。</w:t>
       </w:r>
     </w:p>
     <w:p>

--- a/docs/demo-materials/合同段落变更类型识别服务-汇报讲稿与演示手册.docx
+++ b/docs/demo-materials/合同段落变更类型识别服务-汇报讲稿与演示手册.docx
@@ -527,7 +527,7 @@
     </w:p>
     <w:p>
       <w:r>
-        <w:t>第一版刻意保持轻量：历史 Excel 导入、统一模型网关向量化、Oracle 持久化、JVM 内存检索。不引入向量数据库、Rerank、异步任务和额外业务表。</w:t>
+        <w:t>第一版刻意保持轻量：历史 Excel 导入、统一模型网关向量化、Oracle 持久化、JVM 内存检索。不引入向量数据库、Rerank或后台执行器；保留一张版本控制表。</w:t>
       </w:r>
     </w:p>
     <w:p>
@@ -553,7 +553,7 @@
     </w:p>
     <w:p>
       <w:r>
-        <w:t>导入、预测、索引状态和索引重载四类接口覆盖第一版核心使用场景。导入和预测必须携带 UserId，用于模型平台审计透传，不入库也不输出日志。</w:t>
+        <w:t>导入、预测、索引状态和索引重载四类接口覆盖第一版核心使用场景。导入JSON传入userId，预测携带UserId请求头，用于模型平台审计透传，不入库也不输出日志。</w:t>
       </w:r>
     </w:p>
     <w:p>
@@ -711,7 +711,7 @@
         <w:t>导入匿名小 Excel：</w:t>
       </w:r>
       <w:r>
-        <w:t>调用 POST /samples/import，文件使用正常样本 Excel，Header 带 UserId。观察 totalRows、inserted、updated、skipped、indexReloaded。</w:t>
+        <w:t>调用 POST /samples/import，JSON传入服务器Excel路径fileGetPath及userId。观察 totalRows、inserted、updated、skipped、indexReloaded。</w:t>
       </w:r>
     </w:p>
     <w:p>
@@ -946,6 +946,47 @@
     <w:p>
       <w:r>
         <w:t>入库条件建议：段落有效、类型合法、Hash 去重、冲突人工处理、记录模型版本和维度。未经确认的预测结果不自动入库。</w:t>
+      </w:r>
+    </w:p>
+    <w:p>
+      <w:pPr>
+        <w:pStyle w:val="Heading1"/>
+      </w:pPr>
+      <w:r>
+        <w:rPr>
+          <w:color w:val="000000"/>
+        </w:rPr>
+        <w:t>模型升级同步重建</w:t>
+      </w:r>
+    </w:p>
+    <w:p>
+      <w:r>
+        <w:t>当前历史样本约几百条且模型升级低频，普通导入和模型升级均同步执行，不使用后台执行器，也不返回异步受理202。MODEL_VERSION按完整兼容标识比较，同版本实际模型名称或维度变化时拒绝导入及识别，要求更新版本标识。</w:t>
+      </w:r>
+    </w:p>
+    <w:p>
+      <w:r>
+        <w:t>升级时合并当前有效历史样本与本次Excel，按规范化Hash去重，同标签优先Excel原文、标签冲突整批拒绝。人工停用及历史失效记录不自动恢复；源文本、Hash、标签、版本异常时拒绝重建。所有合并样本都重新调用新模型，旧向量不复制。</w:t>
+      </w:r>
+    </w:p>
+    <w:p>
+      <w:r>
+        <w:t>全部新向量生成成功后，一个事务插入新版本、停用旧有效行并切换有效版本。唯一约束为MODEL_VERSION与TEXT_HASH组合，旧ID、正文、标签、向量及创建时间保留。容量只计当前版本有效样本，默认10000条；Excel单次1000行限制保持。</w:t>
+      </w:r>
+    </w:p>
+    <w:p>
+      <w:r>
+        <w:t>只新增HT_SAMPLE_LIBRARY一张控制表，保存有效模型身份、修订号、操作ID、状态及待恢复样本数。状态为IDLE、RUNNING、DB_COMMITTED；所有导入和人工重载通过控制行互斥，模型调用在事务外。重建成功响应code=200，含rebuild、operationId及全量入库统计。索引状态包含有效版本、配置版本、操作状态及recognitionAvailable，不提供历史任务查询。</w:t>
+      </w:r>
+    </w:p>
+    <w:p>
+      <w:r>
+        <w:t>提交前失败整批回滚，旧有效版本不变并释放占用；提交后索引失败保持DB_COMMITTED并暂停识别，通过重载或重启校验数量并恢复，不再生成或重复插入。进程提交前中断时重启释放RUNNING占用；提交后中断则加载新索引后回到IDLE。精确匹配也不能绕过模型兼容检查，合同比对保留基础差异并标记识别失败。</w:t>
+      </w:r>
+    </w:p>
+    <w:p>
+      <w:r>
+        <w:t>仍按单实例部署，模型配置修改后重启生效；不提供热切换或多实例广播，不保存历史重建任务。本次不执行已有库迁移或清库。请求超时后先查索引状态及有效版本，确认结果再决定重试。向量CLOB JSON、余弦相似度、Top K、加权投票及合同级汇总规则不变。详细字段和响应示例见technical-guides下的模型升级同步重建说明。</w:t>
       </w:r>
     </w:p>
     <w:sectPr>
